--- a/docs/MCM_Spaun_Entwurf_und_Umsetzungsplan.docx
+++ b/docs/MCM_Spaun_Entwurf_und_Umsetzungsplan.docx
@@ -107,11 +107,17 @@
         <w:gridCol w:w="4896"/>
       </w:tblGrid>
       <w:tr>
+        <w:trPr>
+          <w:trHeight w:val="140"/>
+        </w:trPr>
         <w:tc>
           <w:tcPr>
             <w:tcW w:w="4896" w:type="dxa"/>
           </w:tcPr>
           <w:p>
+            <w:pPr>
+              <w:spacing w:line="276" w:lineRule="auto"/>
+            </w:pPr>
             <w:proofErr w:type="spellStart"/>
             <w:r>
               <w:rPr>
@@ -127,6 +133,9 @@
             <w:tcW w:w="4896" w:type="dxa"/>
           </w:tcPr>
           <w:p>
+            <w:pPr>
+              <w:spacing w:line="276" w:lineRule="auto"/>
+            </w:pPr>
             <w:r>
               <w:t>Konzeptpapier + technischer Umsetzungsplan</w:t>
             </w:r>
@@ -139,6 +148,9 @@
             <w:tcW w:w="4896" w:type="dxa"/>
           </w:tcPr>
           <w:p>
+            <w:pPr>
+              <w:spacing w:line="276" w:lineRule="auto"/>
+            </w:pPr>
             <w:r>
               <w:rPr>
                 <w:b/>
@@ -153,6 +165,7 @@
           </w:tcPr>
           <w:p>
             <w:pPr>
+              <w:spacing w:line="276" w:lineRule="auto"/>
               <w:rPr>
                 <w:lang w:val="de-DE"/>
               </w:rPr>
@@ -180,6 +193,9 @@
             <w:tcW w:w="4896" w:type="dxa"/>
           </w:tcPr>
           <w:p>
+            <w:pPr>
+              <w:spacing w:line="276" w:lineRule="auto"/>
+            </w:pPr>
             <w:r>
               <w:rPr>
                 <w:b/>
@@ -194,6 +210,7 @@
           </w:tcPr>
           <w:p>
             <w:pPr>
+              <w:spacing w:line="276" w:lineRule="auto"/>
               <w:rPr>
                 <w:lang w:val="de-DE"/>
               </w:rPr>
@@ -213,6 +230,9 @@
             <w:tcW w:w="4896" w:type="dxa"/>
           </w:tcPr>
           <w:p>
+            <w:pPr>
+              <w:spacing w:line="276" w:lineRule="auto"/>
+            </w:pPr>
             <w:r>
               <w:rPr>
                 <w:b/>
@@ -227,6 +247,7 @@
           </w:tcPr>
           <w:p>
             <w:pPr>
+              <w:spacing w:line="276" w:lineRule="auto"/>
               <w:rPr>
                 <w:lang w:val="de-DE"/>
               </w:rPr>
@@ -784,6 +805,20 @@
     <w:p>
       <w:pPr>
         <w:pStyle w:val="Aufzhlungszeichen"/>
+        <w:rPr>
+          <w:lang w:val="de-DE"/>
+        </w:rPr>
+      </w:pPr>
+      <w:r>
+        <w:rPr>
+          <w:lang w:val="de-DE"/>
+        </w:rPr>
+        <w:t>Meta-Regulation als Regler zweiter Ordnung</w:t>
+      </w:r>
+    </w:p>
+    <w:p>
+      <w:pPr>
+        <w:pStyle w:val="Aufzhlungszeichen"/>
         <w:spacing w:after="20" w:line="250" w:lineRule="auto"/>
       </w:pPr>
       <w:proofErr w:type="spellStart"/>
@@ -1577,6 +1612,20 @@
     <w:p>
       <w:pPr>
         <w:pStyle w:val="Aufzhlungszeichen"/>
+        <w:rPr>
+          <w:lang w:val="de-DE"/>
+        </w:rPr>
+      </w:pPr>
+      <w:r>
+        <w:rPr>
+          <w:lang w:val="de-DE"/>
+        </w:rPr>
+        <w:t>Meta-Regulation ist eigene Ordnungsebene zwischen Selbstlage und direkter Selbstregulierung.</w:t>
+      </w:r>
+    </w:p>
+    <w:p>
+      <w:pPr>
+        <w:pStyle w:val="Aufzhlungszeichen"/>
         <w:numPr>
           <w:ilvl w:val="0"/>
           <w:numId w:val="0"/>
@@ -2240,7 +2289,7 @@
           <w:lang w:val="de-DE"/>
         </w:rPr>
         <w:lastRenderedPageBreak/>
-        <w:t>5.11 Selbstregulierung</w:t>
+        <w:t>5.11 Meta-Regulation</w:t>
       </w:r>
     </w:p>
     <w:p>
@@ -2254,31 +2303,21 @@
         <w:rPr>
           <w:lang w:val="de-DE"/>
         </w:rPr>
-        <w:t>Ein Regler g(t) moduliert R</w:t>
-      </w:r>
-      <w:r>
-        <w:rPr>
-          <w:lang w:val="de-DE"/>
-        </w:rPr>
-        <w:t>ü</w:t>
-      </w:r>
-      <w:r>
-        <w:rPr>
-          <w:lang w:val="de-DE"/>
-        </w:rPr>
-        <w:t>ckf</w:t>
-      </w:r>
-      <w:r>
-        <w:rPr>
-          <w:lang w:val="de-DE"/>
-        </w:rPr>
-        <w:t>ü</w:t>
-      </w:r>
-      <w:r>
-        <w:rPr>
-          <w:lang w:val="de-DE"/>
-        </w:rPr>
-        <w:t>hrung, Replay, Input-Gain und Noise-Level.</w:t>
+        <w:t xml:space="preserve">Metaregulatoren beschreiben nicht die direkte </w:t>
+      </w:r>
+      <w:proofErr w:type="spellStart"/>
+      <w:r>
+        <w:rPr>
+          <w:lang w:val="de-DE"/>
+        </w:rPr>
+        <w:t>Feldlage</w:t>
+      </w:r>
+      <w:proofErr w:type="spellEnd"/>
+      <w:r>
+        <w:rPr>
+          <w:lang w:val="de-DE"/>
+        </w:rPr>
+        <w:t>, sondern wie das System Spannung verarbeitet, begrenzt, offenhält und zurückführt. Technisch besonders MCM-nahe Regler sind Rückführungsstärke, Integrationsfähigkeit, Varianzregulation, Schutzweitenregulation, Selbstreflexion und Distanzregulation.</w:t>
       </w:r>
     </w:p>
     <w:p>
@@ -2293,7 +2332,7 @@
         <w:rPr>
           <w:lang w:val="de-DE"/>
         </w:rPr>
-        <w:t>5.12 Datenausgang</w:t>
+        <w:t>5.12 Selbstregulierung</w:t>
       </w:r>
     </w:p>
     <w:p>
@@ -2307,6 +2346,35 @@
         <w:rPr>
           <w:lang w:val="de-DE"/>
         </w:rPr>
+        <w:t>Ein Regler g(t) moduliert Rückführung, Replay, Input-Gain, Noise-Level und Schutzschwellen auf Basis der Meta-Regulation.</w:t>
+      </w:r>
+    </w:p>
+    <w:p>
+      <w:pPr>
+        <w:spacing w:after="60" w:line="259" w:lineRule="auto"/>
+        <w:rPr>
+          <w:lang w:val="de-DE"/>
+        </w:rPr>
+      </w:pPr>
+      <w:r>
+        <w:rPr>
+          <w:lang w:val="de-DE"/>
+        </w:rPr>
+        <w:t>5.13 Datenausgang</w:t>
+      </w:r>
+    </w:p>
+    <w:p>
+      <w:pPr>
+        <w:pStyle w:val="berschrift1"/>
+        <w:spacing w:before="0" w:after="100" w:line="259" w:lineRule="auto"/>
+        <w:rPr>
+          <w:lang w:val="de-DE"/>
+        </w:rPr>
+      </w:pPr>
+      <w:r>
+        <w:rPr>
+          <w:lang w:val="de-DE"/>
+        </w:rPr>
         <w:t xml:space="preserve">Ausgabe von Spikes, x(t), </w:t>
       </w:r>
       <w:proofErr w:type="spellStart"/>
@@ -2337,7 +2405,7 @@
         <w:rPr>
           <w:lang w:val="de-DE"/>
         </w:rPr>
-        <w:t xml:space="preserve">), Varianz, Clustern, Kontext, Reflexion und </w:t>
+        <w:t xml:space="preserve">), Varianz, Clustern, Kontext, Reflexion, Meta-Regulationszustand und </w:t>
       </w:r>
       <w:proofErr w:type="spellStart"/>
       <w:r>
@@ -2352,23 +2420,6 @@
           <w:lang w:val="de-DE"/>
         </w:rPr>
         <w:t>.</w:t>
-      </w:r>
-    </w:p>
-    <w:p>
-      <w:pPr>
-        <w:spacing w:after="60" w:line="259" w:lineRule="auto"/>
-        <w:rPr>
-          <w:lang w:val="de-DE"/>
-        </w:rPr>
-      </w:pPr>
-    </w:p>
-    <w:p>
-      <w:pPr>
-        <w:pStyle w:val="berschrift1"/>
-        <w:spacing w:before="0" w:after="100" w:line="259" w:lineRule="auto"/>
-      </w:pPr>
-      <w:r>
-        <w:t>6. Signalfluss</w:t>
       </w:r>
     </w:p>
     <w:tbl>
@@ -2394,16 +2445,12 @@
             </w:pPr>
             <w:r>
               <w:rPr>
-                <w:rFonts w:ascii="Courier New" w:eastAsia="Courier New" w:hAnsi="Courier New"/>
-                <w:sz w:val="18"/>
                 <w:lang w:val="de-DE"/>
               </w:rPr>
               <w:t>u(t)            -&gt; n(t)</w:t>
             </w:r>
             <w:r>
               <w:rPr>
-                <w:rFonts w:ascii="Courier New" w:eastAsia="Courier New" w:hAnsi="Courier New"/>
-                <w:sz w:val="18"/>
                 <w:lang w:val="de-DE"/>
               </w:rPr>
               <w:br/>
@@ -2411,8 +2458,6 @@
             </w:r>
             <w:r>
               <w:rPr>
-                <w:rFonts w:ascii="Courier New" w:eastAsia="Courier New" w:hAnsi="Courier New"/>
-                <w:sz w:val="18"/>
                 <w:lang w:val="de-DE"/>
               </w:rPr>
               <w:br/>
@@ -2421,8 +2466,6 @@
             <w:proofErr w:type="spellStart"/>
             <w:r>
               <w:rPr>
-                <w:rFonts w:ascii="Courier New" w:eastAsia="Courier New" w:hAnsi="Courier New"/>
-                <w:sz w:val="18"/>
                 <w:lang w:val="de-DE"/>
               </w:rPr>
               <w:t>rho</w:t>
@@ -2430,8 +2473,6 @@
             <w:proofErr w:type="spellEnd"/>
             <w:r>
               <w:rPr>
-                <w:rFonts w:ascii="Courier New" w:eastAsia="Courier New" w:hAnsi="Courier New"/>
-                <w:sz w:val="18"/>
                 <w:lang w:val="de-DE"/>
               </w:rPr>
               <w:t>(</w:t>
@@ -2439,8 +2480,6 @@
             <w:proofErr w:type="spellStart"/>
             <w:r>
               <w:rPr>
-                <w:rFonts w:ascii="Courier New" w:eastAsia="Courier New" w:hAnsi="Courier New"/>
-                <w:sz w:val="18"/>
                 <w:lang w:val="de-DE"/>
               </w:rPr>
               <w:t>x,t</w:t>
@@ -2448,16 +2487,12 @@
             <w:proofErr w:type="spellEnd"/>
             <w:r>
               <w:rPr>
-                <w:rFonts w:ascii="Courier New" w:eastAsia="Courier New" w:hAnsi="Courier New"/>
-                <w:sz w:val="18"/>
                 <w:lang w:val="de-DE"/>
               </w:rPr>
               <w:t>)</w:t>
             </w:r>
             <w:r>
               <w:rPr>
-                <w:rFonts w:ascii="Courier New" w:eastAsia="Courier New" w:hAnsi="Courier New"/>
-                <w:sz w:val="18"/>
                 <w:lang w:val="de-DE"/>
               </w:rPr>
               <w:br/>
@@ -2466,8 +2501,6 @@
             <w:proofErr w:type="spellStart"/>
             <w:r>
               <w:rPr>
-                <w:rFonts w:ascii="Courier New" w:eastAsia="Courier New" w:hAnsi="Courier New"/>
-                <w:sz w:val="18"/>
                 <w:lang w:val="de-DE"/>
               </w:rPr>
               <w:t>rho</w:t>
@@ -2475,8 +2508,6 @@
             <w:proofErr w:type="spellEnd"/>
             <w:r>
               <w:rPr>
-                <w:rFonts w:ascii="Courier New" w:eastAsia="Courier New" w:hAnsi="Courier New"/>
-                <w:sz w:val="18"/>
                 <w:lang w:val="de-DE"/>
               </w:rPr>
               <w:t>(</w:t>
@@ -2484,8 +2515,6 @@
             <w:proofErr w:type="spellStart"/>
             <w:r>
               <w:rPr>
-                <w:rFonts w:ascii="Courier New" w:eastAsia="Courier New" w:hAnsi="Courier New"/>
-                <w:sz w:val="18"/>
                 <w:lang w:val="de-DE"/>
               </w:rPr>
               <w:t>x,t</w:t>
@@ -2493,8 +2522,6 @@
             <w:proofErr w:type="spellEnd"/>
             <w:r>
               <w:rPr>
-                <w:rFonts w:ascii="Courier New" w:eastAsia="Courier New" w:hAnsi="Courier New"/>
-                <w:sz w:val="18"/>
                 <w:lang w:val="de-DE"/>
               </w:rPr>
               <w:t xml:space="preserve">)  -&gt; Clustering </w:t>
@@ -2502,8 +2529,6 @@
             <w:proofErr w:type="spellStart"/>
             <w:r>
               <w:rPr>
-                <w:rFonts w:ascii="Courier New" w:eastAsia="Courier New" w:hAnsi="Courier New"/>
-                <w:sz w:val="18"/>
                 <w:lang w:val="de-DE"/>
               </w:rPr>
               <w:t>C_t</w:t>
@@ -2511,8 +2536,6 @@
             <w:proofErr w:type="spellEnd"/>
             <w:r>
               <w:rPr>
-                <w:rFonts w:ascii="Courier New" w:eastAsia="Courier New" w:hAnsi="Courier New"/>
-                <w:sz w:val="18"/>
                 <w:lang w:val="de-DE"/>
               </w:rPr>
               <w:br/>
@@ -2520,8 +2543,6 @@
             <w:proofErr w:type="spellStart"/>
             <w:r>
               <w:rPr>
-                <w:rFonts w:ascii="Courier New" w:eastAsia="Courier New" w:hAnsi="Courier New"/>
-                <w:sz w:val="18"/>
                 <w:lang w:val="de-DE"/>
               </w:rPr>
               <w:t>C_t</w:t>
@@ -2529,32 +2550,12 @@
             <w:proofErr w:type="spellEnd"/>
             <w:r>
               <w:rPr>
-                <w:rFonts w:ascii="Courier New" w:eastAsia="Courier New" w:hAnsi="Courier New"/>
-                <w:sz w:val="18"/>
-                <w:lang w:val="de-DE"/>
-              </w:rPr>
-              <w:t xml:space="preserve">             -&gt; Ged</w:t>
-            </w:r>
-            <w:r>
-              <w:rPr>
-                <w:rFonts w:ascii="Courier New" w:eastAsia="Courier New" w:hAnsi="Courier New"/>
-                <w:sz w:val="18"/>
-                <w:lang w:val="de-DE"/>
-              </w:rPr>
-              <w:t>ä</w:t>
-            </w:r>
-            <w:r>
-              <w:rPr>
-                <w:rFonts w:ascii="Courier New" w:eastAsia="Courier New" w:hAnsi="Courier New"/>
-                <w:sz w:val="18"/>
-                <w:lang w:val="de-DE"/>
-              </w:rPr>
-              <w:t>chtnis Mem</w:t>
-            </w:r>
-            <w:r>
-              <w:rPr>
-                <w:rFonts w:ascii="Courier New" w:eastAsia="Courier New" w:hAnsi="Courier New"/>
-                <w:sz w:val="18"/>
+                <w:lang w:val="de-DE"/>
+              </w:rPr>
+              <w:t xml:space="preserve">             -&gt; Gedächtnis Mem</w:t>
+            </w:r>
+            <w:r>
+              <w:rPr>
                 <w:lang w:val="de-DE"/>
               </w:rPr>
               <w:br/>
@@ -2562,8 +2563,6 @@
             <w:proofErr w:type="spellStart"/>
             <w:r>
               <w:rPr>
-                <w:rFonts w:ascii="Courier New" w:eastAsia="Courier New" w:hAnsi="Courier New"/>
-                <w:sz w:val="18"/>
                 <w:lang w:val="de-DE"/>
               </w:rPr>
               <w:t>Mem</w:t>
@@ -2571,8 +2570,6 @@
             <w:proofErr w:type="spellEnd"/>
             <w:r>
               <w:rPr>
-                <w:rFonts w:ascii="Courier New" w:eastAsia="Courier New" w:hAnsi="Courier New"/>
-                <w:sz w:val="18"/>
                 <w:lang w:val="de-DE"/>
               </w:rPr>
               <w:t xml:space="preserve">, c(t)       -&gt; Replay </w:t>
@@ -2580,8 +2577,6 @@
             <w:proofErr w:type="spellStart"/>
             <w:r>
               <w:rPr>
-                <w:rFonts w:ascii="Courier New" w:eastAsia="Courier New" w:hAnsi="Courier New"/>
-                <w:sz w:val="18"/>
                 <w:lang w:val="de-DE"/>
               </w:rPr>
               <w:t>r_mem</w:t>
@@ -2589,16 +2584,12 @@
             <w:proofErr w:type="spellEnd"/>
             <w:r>
               <w:rPr>
-                <w:rFonts w:ascii="Courier New" w:eastAsia="Courier New" w:hAnsi="Courier New"/>
-                <w:sz w:val="18"/>
                 <w:lang w:val="de-DE"/>
               </w:rPr>
               <w:t>(t)</w:t>
             </w:r>
             <w:r>
               <w:rPr>
-                <w:rFonts w:ascii="Courier New" w:eastAsia="Courier New" w:hAnsi="Courier New"/>
-                <w:sz w:val="18"/>
                 <w:lang w:val="de-DE"/>
               </w:rPr>
               <w:br/>
@@ -2607,8 +2598,6 @@
             <w:proofErr w:type="spellStart"/>
             <w:r>
               <w:rPr>
-                <w:rFonts w:ascii="Courier New" w:eastAsia="Courier New" w:hAnsi="Courier New"/>
-                <w:sz w:val="18"/>
                 <w:lang w:val="de-DE"/>
               </w:rPr>
               <w:t>rho</w:t>
@@ -2616,8 +2605,6 @@
             <w:proofErr w:type="spellEnd"/>
             <w:r>
               <w:rPr>
-                <w:rFonts w:ascii="Courier New" w:eastAsia="Courier New" w:hAnsi="Courier New"/>
-                <w:sz w:val="18"/>
                 <w:lang w:val="de-DE"/>
               </w:rPr>
               <w:t xml:space="preserve">, </w:t>
@@ -2625,8 +2612,6 @@
             <w:proofErr w:type="spellStart"/>
             <w:r>
               <w:rPr>
-                <w:rFonts w:ascii="Courier New" w:eastAsia="Courier New" w:hAnsi="Courier New"/>
-                <w:sz w:val="18"/>
                 <w:lang w:val="de-DE"/>
               </w:rPr>
               <w:t>C_t</w:t>
@@ -2634,16 +2619,12 @@
             <w:proofErr w:type="spellEnd"/>
             <w:r>
               <w:rPr>
-                <w:rFonts w:ascii="Courier New" w:eastAsia="Courier New" w:hAnsi="Courier New"/>
-                <w:sz w:val="18"/>
                 <w:lang w:val="de-DE"/>
               </w:rPr>
               <w:t>, u  -&gt; Kontext c(t+1)</w:t>
             </w:r>
             <w:r>
               <w:rPr>
-                <w:rFonts w:ascii="Courier New" w:eastAsia="Courier New" w:hAnsi="Courier New"/>
-                <w:sz w:val="18"/>
                 <w:lang w:val="de-DE"/>
               </w:rPr>
               <w:br/>
@@ -2652,8 +2633,6 @@
             <w:proofErr w:type="spellStart"/>
             <w:r>
               <w:rPr>
-                <w:rFonts w:ascii="Courier New" w:eastAsia="Courier New" w:hAnsi="Courier New"/>
-                <w:sz w:val="18"/>
                 <w:lang w:val="de-DE"/>
               </w:rPr>
               <w:t>C_t</w:t>
@@ -2661,8 +2640,6 @@
             <w:proofErr w:type="spellEnd"/>
             <w:r>
               <w:rPr>
-                <w:rFonts w:ascii="Courier New" w:eastAsia="Courier New" w:hAnsi="Courier New"/>
-                <w:sz w:val="18"/>
                 <w:lang w:val="de-DE"/>
               </w:rPr>
               <w:t xml:space="preserve">       -&gt; Reflexion </w:t>
@@ -2670,8 +2647,6 @@
             <w:proofErr w:type="spellStart"/>
             <w:r>
               <w:rPr>
-                <w:rFonts w:ascii="Courier New" w:eastAsia="Courier New" w:hAnsi="Courier New"/>
-                <w:sz w:val="18"/>
                 <w:lang w:val="de-DE"/>
               </w:rPr>
               <w:t>rfl</w:t>
@@ -2679,16 +2654,12 @@
             <w:proofErr w:type="spellEnd"/>
             <w:r>
               <w:rPr>
-                <w:rFonts w:ascii="Courier New" w:eastAsia="Courier New" w:hAnsi="Courier New"/>
-                <w:sz w:val="18"/>
                 <w:lang w:val="de-DE"/>
               </w:rPr>
               <w:t>(t)</w:t>
             </w:r>
             <w:r>
               <w:rPr>
-                <w:rFonts w:ascii="Courier New" w:eastAsia="Courier New" w:hAnsi="Courier New"/>
-                <w:sz w:val="18"/>
                 <w:lang w:val="de-DE"/>
               </w:rPr>
               <w:br/>
@@ -2697,8 +2668,6 @@
             <w:proofErr w:type="spellStart"/>
             <w:r>
               <w:rPr>
-                <w:rFonts w:ascii="Courier New" w:eastAsia="Courier New" w:hAnsi="Courier New"/>
-                <w:sz w:val="18"/>
                 <w:lang w:val="de-DE"/>
               </w:rPr>
               <w:t>rho</w:t>
@@ -2706,8 +2675,6 @@
             <w:proofErr w:type="spellEnd"/>
             <w:r>
               <w:rPr>
-                <w:rFonts w:ascii="Courier New" w:eastAsia="Courier New" w:hAnsi="Courier New"/>
-                <w:sz w:val="18"/>
                 <w:lang w:val="de-DE"/>
               </w:rPr>
               <w:t xml:space="preserve">, </w:t>
@@ -2715,8 +2682,6 @@
             <w:proofErr w:type="spellStart"/>
             <w:r>
               <w:rPr>
-                <w:rFonts w:ascii="Courier New" w:eastAsia="Courier New" w:hAnsi="Courier New"/>
-                <w:sz w:val="18"/>
                 <w:lang w:val="de-DE"/>
               </w:rPr>
               <w:t>rfl</w:t>
@@ -2724,16 +2689,12 @@
             <w:proofErr w:type="spellEnd"/>
             <w:r>
               <w:rPr>
-                <w:rFonts w:ascii="Courier New" w:eastAsia="Courier New" w:hAnsi="Courier New"/>
-                <w:sz w:val="18"/>
                 <w:lang w:val="de-DE"/>
               </w:rPr>
               <w:t xml:space="preserve">     -&gt; Self-State q(t)</w:t>
             </w:r>
             <w:r>
               <w:rPr>
-                <w:rFonts w:ascii="Courier New" w:eastAsia="Courier New" w:hAnsi="Courier New"/>
-                <w:sz w:val="18"/>
                 <w:lang w:val="de-DE"/>
               </w:rPr>
               <w:br/>
@@ -2742,8 +2703,6 @@
             <w:proofErr w:type="spellStart"/>
             <w:r>
               <w:rPr>
-                <w:rFonts w:ascii="Courier New" w:eastAsia="Courier New" w:hAnsi="Courier New"/>
-                <w:sz w:val="18"/>
                 <w:lang w:val="de-DE"/>
               </w:rPr>
               <w:t>rfl</w:t>
@@ -2751,16 +2710,47 @@
             <w:proofErr w:type="spellEnd"/>
             <w:r>
               <w:rPr>
-                <w:rFonts w:ascii="Courier New" w:eastAsia="Courier New" w:hAnsi="Courier New"/>
-                <w:sz w:val="18"/>
-                <w:lang w:val="de-DE"/>
-              </w:rPr>
-              <w:t xml:space="preserve">       -&gt; Regler g(t)</w:t>
-            </w:r>
-            <w:r>
-              <w:rPr>
-                <w:rFonts w:ascii="Courier New" w:eastAsia="Courier New" w:hAnsi="Courier New"/>
-                <w:sz w:val="18"/>
+                <w:lang w:val="de-DE"/>
+              </w:rPr>
+              <w:t xml:space="preserve">, </w:t>
+            </w:r>
+            <w:proofErr w:type="spellStart"/>
+            <w:r>
+              <w:rPr>
+                <w:lang w:val="de-DE"/>
+              </w:rPr>
+              <w:t>history</w:t>
+            </w:r>
+            <w:proofErr w:type="spellEnd"/>
+            <w:r>
+              <w:rPr>
+                <w:lang w:val="de-DE"/>
+              </w:rPr>
+              <w:t xml:space="preserve"> -&gt; Meta-Regulation m(t)</w:t>
+            </w:r>
+            <w:r>
+              <w:rPr>
+                <w:lang w:val="de-DE"/>
+              </w:rPr>
+              <w:br/>
+              <w:t xml:space="preserve">m(t), q, c, </w:t>
+            </w:r>
+            <w:proofErr w:type="spellStart"/>
+            <w:r>
+              <w:rPr>
+                <w:lang w:val="de-DE"/>
+              </w:rPr>
+              <w:t>rfl</w:t>
+            </w:r>
+            <w:proofErr w:type="spellEnd"/>
+            <w:r>
+              <w:rPr>
+                <w:lang w:val="de-DE"/>
+              </w:rPr>
+              <w:t xml:space="preserve"> -&gt; Regler g(t)</w:t>
+            </w:r>
+            <w:r>
+              <w:rPr>
                 <w:lang w:val="de-DE"/>
               </w:rPr>
               <w:br/>
@@ -2769,8 +2759,6 @@
             <w:proofErr w:type="spellStart"/>
             <w:r>
               <w:rPr>
-                <w:rFonts w:ascii="Courier New" w:eastAsia="Courier New" w:hAnsi="Courier New"/>
-                <w:sz w:val="18"/>
                 <w:lang w:val="de-DE"/>
               </w:rPr>
               <w:t>k_reg</w:t>
@@ -2778,8 +2766,6 @@
             <w:proofErr w:type="spellEnd"/>
             <w:r>
               <w:rPr>
-                <w:rFonts w:ascii="Courier New" w:eastAsia="Courier New" w:hAnsi="Courier New"/>
-                <w:sz w:val="18"/>
                 <w:lang w:val="de-DE"/>
               </w:rPr>
               <w:t xml:space="preserve">, </w:t>
@@ -2787,8 +2773,6 @@
             <w:proofErr w:type="spellStart"/>
             <w:r>
               <w:rPr>
-                <w:rFonts w:ascii="Courier New" w:eastAsia="Courier New" w:hAnsi="Courier New"/>
-                <w:sz w:val="18"/>
                 <w:lang w:val="de-DE"/>
               </w:rPr>
               <w:t>replay_gain</w:t>
@@ -2796,8 +2780,6 @@
             <w:proofErr w:type="spellEnd"/>
             <w:r>
               <w:rPr>
-                <w:rFonts w:ascii="Courier New" w:eastAsia="Courier New" w:hAnsi="Courier New"/>
-                <w:sz w:val="18"/>
                 <w:lang w:val="de-DE"/>
               </w:rPr>
               <w:t xml:space="preserve">, </w:t>
@@ -2805,8 +2787,6 @@
             <w:proofErr w:type="spellStart"/>
             <w:r>
               <w:rPr>
-                <w:rFonts w:ascii="Courier New" w:eastAsia="Courier New" w:hAnsi="Courier New"/>
-                <w:sz w:val="18"/>
                 <w:lang w:val="de-DE"/>
               </w:rPr>
               <w:t>input_gain</w:t>
@@ -2814,8 +2794,6 @@
             <w:proofErr w:type="spellEnd"/>
             <w:r>
               <w:rPr>
-                <w:rFonts w:ascii="Courier New" w:eastAsia="Courier New" w:hAnsi="Courier New"/>
-                <w:sz w:val="18"/>
                 <w:lang w:val="de-DE"/>
               </w:rPr>
               <w:t xml:space="preserve">, </w:t>
@@ -2823,8 +2801,6 @@
             <w:proofErr w:type="spellStart"/>
             <w:r>
               <w:rPr>
-                <w:rFonts w:ascii="Courier New" w:eastAsia="Courier New" w:hAnsi="Courier New"/>
-                <w:sz w:val="18"/>
                 <w:lang w:val="de-DE"/>
               </w:rPr>
               <w:t>noise_gain</w:t>
@@ -2832,8 +2808,20 @@
             <w:proofErr w:type="spellEnd"/>
             <w:r>
               <w:rPr>
-                <w:rFonts w:ascii="Courier New" w:eastAsia="Courier New" w:hAnsi="Courier New"/>
-                <w:sz w:val="18"/>
+                <w:lang w:val="de-DE"/>
+              </w:rPr>
+              <w:t xml:space="preserve">, </w:t>
+            </w:r>
+            <w:proofErr w:type="spellStart"/>
+            <w:r>
+              <w:rPr>
+                <w:lang w:val="de-DE"/>
+              </w:rPr>
+              <w:t>protection_width</w:t>
+            </w:r>
+            <w:proofErr w:type="spellEnd"/>
+            <w:r>
+              <w:rPr>
                 <w:lang w:val="de-DE"/>
               </w:rPr>
               <w:br/>
@@ -2842,8 +2830,6 @@
             <w:proofErr w:type="spellStart"/>
             <w:r>
               <w:rPr>
-                <w:rFonts w:ascii="Courier New" w:eastAsia="Courier New" w:hAnsi="Courier New"/>
-                <w:sz w:val="18"/>
                 <w:lang w:val="de-DE"/>
               </w:rPr>
               <w:t>rho</w:t>
@@ -2851,8 +2837,6 @@
             <w:proofErr w:type="spellEnd"/>
             <w:r>
               <w:rPr>
-                <w:rFonts w:ascii="Courier New" w:eastAsia="Courier New" w:hAnsi="Courier New"/>
-                <w:sz w:val="18"/>
                 <w:lang w:val="de-DE"/>
               </w:rPr>
               <w:t xml:space="preserve">, c, q, </w:t>
@@ -2860,8 +2844,6 @@
             <w:proofErr w:type="spellStart"/>
             <w:r>
               <w:rPr>
-                <w:rFonts w:ascii="Courier New" w:eastAsia="Courier New" w:hAnsi="Courier New"/>
-                <w:sz w:val="18"/>
                 <w:lang w:val="de-DE"/>
               </w:rPr>
               <w:t>rfl</w:t>
@@ -2869,11 +2851,9 @@
             <w:proofErr w:type="spellEnd"/>
             <w:r>
               <w:rPr>
-                <w:rFonts w:ascii="Courier New" w:eastAsia="Courier New" w:hAnsi="Courier New"/>
-                <w:sz w:val="18"/>
-                <w:lang w:val="de-DE"/>
-              </w:rPr>
-              <w:t>, g -&gt; Datenausgang y(t)</w:t>
+                <w:lang w:val="de-DE"/>
+              </w:rPr>
+              <w:t>, m, g -&gt; Datenausgang y(t)</w:t>
             </w:r>
           </w:p>
         </w:tc>
@@ -2918,8 +2898,6 @@
             </w:pPr>
             <w:r>
               <w:rPr>
-                <w:rFonts w:ascii="Courier New" w:eastAsia="Courier New" w:hAnsi="Courier New"/>
-                <w:sz w:val="18"/>
                 <w:lang w:val="de-DE"/>
               </w:rPr>
               <w:t>dx/</w:t>
@@ -2927,8 +2905,6 @@
             <w:proofErr w:type="spellStart"/>
             <w:r>
               <w:rPr>
-                <w:rFonts w:ascii="Courier New" w:eastAsia="Courier New" w:hAnsi="Courier New"/>
-                <w:sz w:val="18"/>
                 <w:lang w:val="de-DE"/>
               </w:rPr>
               <w:t>dt</w:t>
@@ -2936,8 +2912,6 @@
             <w:proofErr w:type="spellEnd"/>
             <w:r>
               <w:rPr>
-                <w:rFonts w:ascii="Courier New" w:eastAsia="Courier New" w:hAnsi="Courier New"/>
-                <w:sz w:val="18"/>
                 <w:lang w:val="de-DE"/>
               </w:rPr>
               <w:t xml:space="preserve"> = -</w:t>
@@ -2945,8 +2919,6 @@
             <w:proofErr w:type="spellStart"/>
             <w:r>
               <w:rPr>
-                <w:rFonts w:ascii="Courier New" w:eastAsia="Courier New" w:hAnsi="Courier New"/>
-                <w:sz w:val="18"/>
                 <w:lang w:val="de-DE"/>
               </w:rPr>
               <w:t>k_reg</w:t>
@@ -2954,8 +2926,6 @@
             <w:proofErr w:type="spellEnd"/>
             <w:r>
               <w:rPr>
-                <w:rFonts w:ascii="Courier New" w:eastAsia="Courier New" w:hAnsi="Courier New"/>
-                <w:sz w:val="18"/>
                 <w:lang w:val="de-DE"/>
               </w:rPr>
               <w:t xml:space="preserve">(t) * x + </w:t>
@@ -2963,8 +2933,6 @@
             <w:proofErr w:type="spellStart"/>
             <w:r>
               <w:rPr>
-                <w:rFonts w:ascii="Courier New" w:eastAsia="Courier New" w:hAnsi="Courier New"/>
-                <w:sz w:val="18"/>
                 <w:lang w:val="de-DE"/>
               </w:rPr>
               <w:t>W_in</w:t>
@@ -2972,8 +2940,6 @@
             <w:proofErr w:type="spellEnd"/>
             <w:r>
               <w:rPr>
-                <w:rFonts w:ascii="Courier New" w:eastAsia="Courier New" w:hAnsi="Courier New"/>
-                <w:sz w:val="18"/>
                 <w:lang w:val="de-DE"/>
               </w:rPr>
               <w:t xml:space="preserve"> * n(t) + </w:t>
@@ -2981,8 +2947,6 @@
             <w:proofErr w:type="spellStart"/>
             <w:r>
               <w:rPr>
-                <w:rFonts w:ascii="Courier New" w:eastAsia="Courier New" w:hAnsi="Courier New"/>
-                <w:sz w:val="18"/>
                 <w:lang w:val="de-DE"/>
               </w:rPr>
               <w:t>r_mem</w:t>
@@ -2990,8 +2954,6 @@
             <w:proofErr w:type="spellEnd"/>
             <w:r>
               <w:rPr>
-                <w:rFonts w:ascii="Courier New" w:eastAsia="Courier New" w:hAnsi="Courier New"/>
-                <w:sz w:val="18"/>
                 <w:lang w:val="de-DE"/>
               </w:rPr>
               <w:t xml:space="preserve">(t) + </w:t>
@@ -2999,8 +2961,6 @@
             <w:proofErr w:type="spellStart"/>
             <w:r>
               <w:rPr>
-                <w:rFonts w:ascii="Courier New" w:eastAsia="Courier New" w:hAnsi="Courier New"/>
-                <w:sz w:val="18"/>
                 <w:lang w:val="de-DE"/>
               </w:rPr>
               <w:t>eta</w:t>
@@ -3008,16 +2968,12 @@
             <w:proofErr w:type="spellEnd"/>
             <w:r>
               <w:rPr>
-                <w:rFonts w:ascii="Courier New" w:eastAsia="Courier New" w:hAnsi="Courier New"/>
-                <w:sz w:val="18"/>
                 <w:lang w:val="de-DE"/>
               </w:rPr>
               <w:t>(t)</w:t>
             </w:r>
             <w:r>
               <w:rPr>
-                <w:rFonts w:ascii="Courier New" w:eastAsia="Courier New" w:hAnsi="Courier New"/>
-                <w:sz w:val="18"/>
                 <w:lang w:val="de-DE"/>
               </w:rPr>
               <w:br/>
@@ -3025,8 +2981,6 @@
             <w:proofErr w:type="spellStart"/>
             <w:r>
               <w:rPr>
-                <w:rFonts w:ascii="Courier New" w:eastAsia="Courier New" w:hAnsi="Courier New"/>
-                <w:sz w:val="18"/>
                 <w:lang w:val="de-DE"/>
               </w:rPr>
               <w:t>rho</w:t>
@@ -3034,8 +2988,6 @@
             <w:proofErr w:type="spellEnd"/>
             <w:r>
               <w:rPr>
-                <w:rFonts w:ascii="Courier New" w:eastAsia="Courier New" w:hAnsi="Courier New"/>
-                <w:sz w:val="18"/>
                 <w:lang w:val="de-DE"/>
               </w:rPr>
               <w:t>(</w:t>
@@ -3043,8 +2995,6 @@
             <w:proofErr w:type="spellStart"/>
             <w:r>
               <w:rPr>
-                <w:rFonts w:ascii="Courier New" w:eastAsia="Courier New" w:hAnsi="Courier New"/>
-                <w:sz w:val="18"/>
                 <w:lang w:val="de-DE"/>
               </w:rPr>
               <w:t>x,t</w:t>
@@ -3052,8 +3002,6 @@
             <w:proofErr w:type="spellEnd"/>
             <w:r>
               <w:rPr>
-                <w:rFonts w:ascii="Courier New" w:eastAsia="Courier New" w:hAnsi="Courier New"/>
-                <w:sz w:val="18"/>
                 <w:lang w:val="de-DE"/>
               </w:rPr>
               <w:t xml:space="preserve">) = </w:t>
@@ -3061,8 +3009,6 @@
             <w:proofErr w:type="spellStart"/>
             <w:r>
               <w:rPr>
-                <w:rFonts w:ascii="Courier New" w:eastAsia="Courier New" w:hAnsi="Courier New"/>
-                <w:sz w:val="18"/>
                 <w:lang w:val="de-DE"/>
               </w:rPr>
               <w:t>sum_i</w:t>
@@ -3070,8 +3016,6 @@
             <w:proofErr w:type="spellEnd"/>
             <w:r>
               <w:rPr>
-                <w:rFonts w:ascii="Courier New" w:eastAsia="Courier New" w:hAnsi="Courier New"/>
-                <w:sz w:val="18"/>
                 <w:lang w:val="de-DE"/>
               </w:rPr>
               <w:t xml:space="preserve"> </w:t>
@@ -3079,8 +3023,6 @@
             <w:proofErr w:type="spellStart"/>
             <w:r>
               <w:rPr>
-                <w:rFonts w:ascii="Courier New" w:eastAsia="Courier New" w:hAnsi="Courier New"/>
-                <w:sz w:val="18"/>
                 <w:lang w:val="de-DE"/>
               </w:rPr>
               <w:t>a_i</w:t>
@@ -3088,8 +3030,6 @@
             <w:proofErr w:type="spellEnd"/>
             <w:r>
               <w:rPr>
-                <w:rFonts w:ascii="Courier New" w:eastAsia="Courier New" w:hAnsi="Courier New"/>
-                <w:sz w:val="18"/>
                 <w:lang w:val="de-DE"/>
               </w:rPr>
               <w:t xml:space="preserve">(t) * K(x - </w:t>
@@ -3097,8 +3037,6 @@
             <w:proofErr w:type="spellStart"/>
             <w:r>
               <w:rPr>
-                <w:rFonts w:ascii="Courier New" w:eastAsia="Courier New" w:hAnsi="Courier New"/>
-                <w:sz w:val="18"/>
                 <w:lang w:val="de-DE"/>
               </w:rPr>
               <w:t>p_i</w:t>
@@ -3106,16 +3044,12 @@
             <w:proofErr w:type="spellEnd"/>
             <w:r>
               <w:rPr>
-                <w:rFonts w:ascii="Courier New" w:eastAsia="Courier New" w:hAnsi="Courier New"/>
-                <w:sz w:val="18"/>
                 <w:lang w:val="de-DE"/>
               </w:rPr>
               <w:t>)</w:t>
             </w:r>
             <w:r>
               <w:rPr>
-                <w:rFonts w:ascii="Courier New" w:eastAsia="Courier New" w:hAnsi="Courier New"/>
-                <w:sz w:val="18"/>
                 <w:lang w:val="de-DE"/>
               </w:rPr>
               <w:br/>
@@ -3124,8 +3058,6 @@
             <w:proofErr w:type="spellStart"/>
             <w:r>
               <w:rPr>
-                <w:rFonts w:ascii="Courier New" w:eastAsia="Courier New" w:hAnsi="Courier New"/>
-                <w:sz w:val="18"/>
                 <w:lang w:val="de-DE"/>
               </w:rPr>
               <w:t>lambda_c</w:t>
@@ -3133,8 +3065,6 @@
             <w:proofErr w:type="spellEnd"/>
             <w:r>
               <w:rPr>
-                <w:rFonts w:ascii="Courier New" w:eastAsia="Courier New" w:hAnsi="Courier New"/>
-                <w:sz w:val="18"/>
                 <w:lang w:val="de-DE"/>
               </w:rPr>
               <w:t xml:space="preserve"> * c(t) + f(x(t), </w:t>
@@ -3142,8 +3072,6 @@
             <w:proofErr w:type="spellStart"/>
             <w:r>
               <w:rPr>
-                <w:rFonts w:ascii="Courier New" w:eastAsia="Courier New" w:hAnsi="Courier New"/>
-                <w:sz w:val="18"/>
                 <w:lang w:val="de-DE"/>
               </w:rPr>
               <w:t>rho</w:t>
@@ -3151,8 +3079,6 @@
             <w:proofErr w:type="spellEnd"/>
             <w:r>
               <w:rPr>
-                <w:rFonts w:ascii="Courier New" w:eastAsia="Courier New" w:hAnsi="Courier New"/>
-                <w:sz w:val="18"/>
                 <w:lang w:val="de-DE"/>
               </w:rPr>
               <w:t>(</w:t>
@@ -3160,8 +3086,6 @@
             <w:proofErr w:type="spellStart"/>
             <w:r>
               <w:rPr>
-                <w:rFonts w:ascii="Courier New" w:eastAsia="Courier New" w:hAnsi="Courier New"/>
-                <w:sz w:val="18"/>
                 <w:lang w:val="de-DE"/>
               </w:rPr>
               <w:t>x,t</w:t>
@@ -3169,8 +3093,6 @@
             <w:proofErr w:type="spellEnd"/>
             <w:r>
               <w:rPr>
-                <w:rFonts w:ascii="Courier New" w:eastAsia="Courier New" w:hAnsi="Courier New"/>
-                <w:sz w:val="18"/>
                 <w:lang w:val="de-DE"/>
               </w:rPr>
               <w:t xml:space="preserve">), </w:t>
@@ -3178,8 +3100,6 @@
             <w:proofErr w:type="spellStart"/>
             <w:r>
               <w:rPr>
-                <w:rFonts w:ascii="Courier New" w:eastAsia="Courier New" w:hAnsi="Courier New"/>
-                <w:sz w:val="18"/>
                 <w:lang w:val="de-DE"/>
               </w:rPr>
               <w:t>C_t</w:t>
@@ -3187,16 +3107,12 @@
             <w:proofErr w:type="spellEnd"/>
             <w:r>
               <w:rPr>
-                <w:rFonts w:ascii="Courier New" w:eastAsia="Courier New" w:hAnsi="Courier New"/>
-                <w:sz w:val="18"/>
                 <w:lang w:val="de-DE"/>
               </w:rPr>
               <w:t>, u(t), q(t))</w:t>
             </w:r>
             <w:r>
               <w:rPr>
-                <w:rFonts w:ascii="Courier New" w:eastAsia="Courier New" w:hAnsi="Courier New"/>
-                <w:sz w:val="18"/>
                 <w:lang w:val="de-DE"/>
               </w:rPr>
               <w:br/>
@@ -3204,8 +3120,6 @@
             <w:proofErr w:type="spellStart"/>
             <w:r>
               <w:rPr>
-                <w:rFonts w:ascii="Courier New" w:eastAsia="Courier New" w:hAnsi="Courier New"/>
-                <w:sz w:val="18"/>
                 <w:lang w:val="de-DE"/>
               </w:rPr>
               <w:t>r_mem</w:t>
@@ -3213,8 +3127,6 @@
             <w:proofErr w:type="spellEnd"/>
             <w:r>
               <w:rPr>
-                <w:rFonts w:ascii="Courier New" w:eastAsia="Courier New" w:hAnsi="Courier New"/>
-                <w:sz w:val="18"/>
                 <w:lang w:val="de-DE"/>
               </w:rPr>
               <w:t xml:space="preserve">(t) = </w:t>
@@ -3222,8 +3134,6 @@
             <w:proofErr w:type="spellStart"/>
             <w:r>
               <w:rPr>
-                <w:rFonts w:ascii="Courier New" w:eastAsia="Courier New" w:hAnsi="Courier New"/>
-                <w:sz w:val="18"/>
                 <w:lang w:val="de-DE"/>
               </w:rPr>
               <w:t>sum_j</w:t>
@@ -3231,8 +3141,6 @@
             <w:proofErr w:type="spellEnd"/>
             <w:r>
               <w:rPr>
-                <w:rFonts w:ascii="Courier New" w:eastAsia="Courier New" w:hAnsi="Courier New"/>
-                <w:sz w:val="18"/>
                 <w:lang w:val="de-DE"/>
               </w:rPr>
               <w:t xml:space="preserve"> </w:t>
@@ -3240,8 +3148,6 @@
             <w:proofErr w:type="spellStart"/>
             <w:r>
               <w:rPr>
-                <w:rFonts w:ascii="Courier New" w:eastAsia="Courier New" w:hAnsi="Courier New"/>
-                <w:sz w:val="18"/>
                 <w:lang w:val="de-DE"/>
               </w:rPr>
               <w:t>gate_j</w:t>
@@ -3249,8 +3155,6 @@
             <w:proofErr w:type="spellEnd"/>
             <w:r>
               <w:rPr>
-                <w:rFonts w:ascii="Courier New" w:eastAsia="Courier New" w:hAnsi="Courier New"/>
-                <w:sz w:val="18"/>
                 <w:lang w:val="de-DE"/>
               </w:rPr>
               <w:t xml:space="preserve">(t) * K(x - </w:t>
@@ -3258,8 +3162,6 @@
             <w:proofErr w:type="spellStart"/>
             <w:r>
               <w:rPr>
-                <w:rFonts w:ascii="Courier New" w:eastAsia="Courier New" w:hAnsi="Courier New"/>
-                <w:sz w:val="18"/>
                 <w:lang w:val="de-DE"/>
               </w:rPr>
               <w:t>mu_j</w:t>
@@ -3267,16 +3169,12 @@
             <w:proofErr w:type="spellEnd"/>
             <w:r>
               <w:rPr>
-                <w:rFonts w:ascii="Courier New" w:eastAsia="Courier New" w:hAnsi="Courier New"/>
-                <w:sz w:val="18"/>
                 <w:lang w:val="de-DE"/>
               </w:rPr>
               <w:t>)</w:t>
             </w:r>
             <w:r>
               <w:rPr>
-                <w:rFonts w:ascii="Courier New" w:eastAsia="Courier New" w:hAnsi="Courier New"/>
-                <w:sz w:val="18"/>
                 <w:lang w:val="de-DE"/>
               </w:rPr>
               <w:br/>
@@ -3284,8 +3182,6 @@
             <w:proofErr w:type="spellStart"/>
             <w:r>
               <w:rPr>
-                <w:rFonts w:ascii="Courier New" w:eastAsia="Courier New" w:hAnsi="Courier New"/>
-                <w:sz w:val="18"/>
                 <w:lang w:val="de-DE"/>
               </w:rPr>
               <w:t>rfl</w:t>
@@ -3293,8 +3189,6 @@
             <w:proofErr w:type="spellEnd"/>
             <w:r>
               <w:rPr>
-                <w:rFonts w:ascii="Courier New" w:eastAsia="Courier New" w:hAnsi="Courier New"/>
-                <w:sz w:val="18"/>
                 <w:lang w:val="de-DE"/>
               </w:rPr>
               <w:t>(t) = h(x(t), dx/</w:t>
@@ -3302,8 +3196,6 @@
             <w:proofErr w:type="spellStart"/>
             <w:r>
               <w:rPr>
-                <w:rFonts w:ascii="Courier New" w:eastAsia="Courier New" w:hAnsi="Courier New"/>
-                <w:sz w:val="18"/>
                 <w:lang w:val="de-DE"/>
               </w:rPr>
               <w:t>dt</w:t>
@@ -3311,8 +3203,6 @@
             <w:proofErr w:type="spellEnd"/>
             <w:r>
               <w:rPr>
-                <w:rFonts w:ascii="Courier New" w:eastAsia="Courier New" w:hAnsi="Courier New"/>
-                <w:sz w:val="18"/>
                 <w:lang w:val="de-DE"/>
               </w:rPr>
               <w:t>, c(t), q(t-1), match(</w:t>
@@ -3320,8 +3210,6 @@
             <w:proofErr w:type="spellStart"/>
             <w:r>
               <w:rPr>
-                <w:rFonts w:ascii="Courier New" w:eastAsia="Courier New" w:hAnsi="Courier New"/>
-                <w:sz w:val="18"/>
                 <w:lang w:val="de-DE"/>
               </w:rPr>
               <w:t>C_t</w:t>
@@ -3329,16 +3217,12 @@
             <w:proofErr w:type="spellEnd"/>
             <w:r>
               <w:rPr>
-                <w:rFonts w:ascii="Courier New" w:eastAsia="Courier New" w:hAnsi="Courier New"/>
-                <w:sz w:val="18"/>
                 <w:lang w:val="de-DE"/>
               </w:rPr>
               <w:t>))</w:t>
             </w:r>
             <w:r>
               <w:rPr>
-                <w:rFonts w:ascii="Courier New" w:eastAsia="Courier New" w:hAnsi="Courier New"/>
-                <w:sz w:val="18"/>
                 <w:lang w:val="de-DE"/>
               </w:rPr>
               <w:br/>
@@ -3347,8 +3231,6 @@
             <w:proofErr w:type="spellStart"/>
             <w:r>
               <w:rPr>
-                <w:rFonts w:ascii="Courier New" w:eastAsia="Courier New" w:hAnsi="Courier New"/>
-                <w:sz w:val="18"/>
                 <w:lang w:val="de-DE"/>
               </w:rPr>
               <w:t>dt</w:t>
@@ -3356,8 +3238,6 @@
             <w:proofErr w:type="spellEnd"/>
             <w:r>
               <w:rPr>
-                <w:rFonts w:ascii="Courier New" w:eastAsia="Courier New" w:hAnsi="Courier New"/>
-                <w:sz w:val="18"/>
                 <w:lang w:val="de-DE"/>
               </w:rPr>
               <w:t xml:space="preserve">, </w:t>
@@ -3365,8 +3245,6 @@
             <w:proofErr w:type="spellStart"/>
             <w:r>
               <w:rPr>
-                <w:rFonts w:ascii="Courier New" w:eastAsia="Courier New" w:hAnsi="Courier New"/>
-                <w:sz w:val="18"/>
                 <w:lang w:val="de-DE"/>
               </w:rPr>
               <w:t>Var_x</w:t>
@@ -3374,8 +3252,6 @@
             <w:proofErr w:type="spellEnd"/>
             <w:r>
               <w:rPr>
-                <w:rFonts w:ascii="Courier New" w:eastAsia="Courier New" w:hAnsi="Courier New"/>
-                <w:sz w:val="18"/>
                 <w:lang w:val="de-DE"/>
               </w:rPr>
               <w:t xml:space="preserve">, </w:t>
@@ -3383,8 +3259,6 @@
             <w:proofErr w:type="spellStart"/>
             <w:r>
               <w:rPr>
-                <w:rFonts w:ascii="Courier New" w:eastAsia="Courier New" w:hAnsi="Courier New"/>
-                <w:sz w:val="18"/>
                 <w:lang w:val="de-DE"/>
               </w:rPr>
               <w:t>cluster_stability</w:t>
@@ -3392,8 +3266,6 @@
             <w:proofErr w:type="spellEnd"/>
             <w:r>
               <w:rPr>
-                <w:rFonts w:ascii="Courier New" w:eastAsia="Courier New" w:hAnsi="Courier New"/>
-                <w:sz w:val="18"/>
                 <w:lang w:val="de-DE"/>
               </w:rPr>
               <w:t xml:space="preserve">, </w:t>
@@ -3401,8 +3273,6 @@
             <w:proofErr w:type="spellStart"/>
             <w:r>
               <w:rPr>
-                <w:rFonts w:ascii="Courier New" w:eastAsia="Courier New" w:hAnsi="Courier New"/>
-                <w:sz w:val="18"/>
                 <w:lang w:val="de-DE"/>
               </w:rPr>
               <w:t>center_distance</w:t>
@@ -3410,11 +3280,79 @@
             <w:proofErr w:type="spellEnd"/>
             <w:r>
               <w:rPr>
-                <w:rFonts w:ascii="Courier New" w:eastAsia="Courier New" w:hAnsi="Courier New"/>
-                <w:sz w:val="18"/>
                 <w:lang w:val="de-DE"/>
               </w:rPr>
               <w:t>]</w:t>
+            </w:r>
+            <w:r>
+              <w:rPr>
+                <w:lang w:val="de-DE"/>
+              </w:rPr>
+              <w:br/>
+              <w:t xml:space="preserve">m(t) = z(q(t), </w:t>
+            </w:r>
+            <w:proofErr w:type="spellStart"/>
+            <w:r>
+              <w:rPr>
+                <w:lang w:val="de-DE"/>
+              </w:rPr>
+              <w:t>rfl</w:t>
+            </w:r>
+            <w:proofErr w:type="spellEnd"/>
+            <w:r>
+              <w:rPr>
+                <w:lang w:val="de-DE"/>
+              </w:rPr>
+              <w:t xml:space="preserve">(t), c(t), </w:t>
+            </w:r>
+            <w:proofErr w:type="spellStart"/>
+            <w:r>
+              <w:rPr>
+                <w:lang w:val="de-DE"/>
+              </w:rPr>
+              <w:t>history</w:t>
+            </w:r>
+            <w:proofErr w:type="spellEnd"/>
+            <w:r>
+              <w:rPr>
+                <w:lang w:val="de-DE"/>
+              </w:rPr>
+              <w:t>)</w:t>
+            </w:r>
+            <w:r>
+              <w:rPr>
+                <w:lang w:val="de-DE"/>
+              </w:rPr>
+              <w:br/>
+              <w:t xml:space="preserve">g(t) = </w:t>
+            </w:r>
+            <w:proofErr w:type="spellStart"/>
+            <w:r>
+              <w:rPr>
+                <w:lang w:val="de-DE"/>
+              </w:rPr>
+              <w:t>u_reg</w:t>
+            </w:r>
+            <w:proofErr w:type="spellEnd"/>
+            <w:r>
+              <w:rPr>
+                <w:lang w:val="de-DE"/>
+              </w:rPr>
+              <w:t xml:space="preserve">(m(t), q(t), c(t), </w:t>
+            </w:r>
+            <w:proofErr w:type="spellStart"/>
+            <w:r>
+              <w:rPr>
+                <w:lang w:val="de-DE"/>
+              </w:rPr>
+              <w:t>rfl</w:t>
+            </w:r>
+            <w:proofErr w:type="spellEnd"/>
+            <w:r>
+              <w:rPr>
+                <w:lang w:val="de-DE"/>
+              </w:rPr>
+              <w:t>(t))</w:t>
             </w:r>
           </w:p>
         </w:tc>
@@ -3713,6 +3651,7 @@
         <w:spacing w:before="0" w:after="20" w:line="259" w:lineRule="auto"/>
       </w:pPr>
       <w:r>
+        <w:lastRenderedPageBreak/>
         <w:t xml:space="preserve">Phase E - </w:t>
       </w:r>
       <w:proofErr w:type="spellStart"/>
@@ -3783,23 +3722,30 @@
       <w:pPr>
         <w:pStyle w:val="berschrift2"/>
         <w:spacing w:before="0" w:after="20" w:line="259" w:lineRule="auto"/>
-      </w:pPr>
-      <w:r>
-        <w:t xml:space="preserve">Phase F - </w:t>
-      </w:r>
-      <w:proofErr w:type="spellStart"/>
-      <w:r>
-        <w:t>Selbstregulierung</w:t>
-      </w:r>
-      <w:proofErr w:type="spellEnd"/>
+        <w:rPr>
+          <w:lang w:val="de-DE"/>
+        </w:rPr>
+      </w:pPr>
+      <w:r>
+        <w:rPr>
+          <w:lang w:val="de-DE"/>
+        </w:rPr>
+        <w:t>Phase F - Meta-Regulation und Selbstregulierung</w:t>
+      </w:r>
     </w:p>
     <w:p>
       <w:pPr>
         <w:pStyle w:val="Aufzhlungszeichen"/>
         <w:spacing w:after="20" w:line="250" w:lineRule="auto"/>
-      </w:pPr>
-      <w:r>
-        <w:t>Adaptive Regelung</w:t>
+        <w:rPr>
+          <w:lang w:val="de-DE"/>
+        </w:rPr>
+      </w:pPr>
+      <w:r>
+        <w:rPr>
+          <w:lang w:val="de-DE"/>
+        </w:rPr>
+        <w:t>Metaregulatoren zweiter Ordnung und adaptive Regelung</w:t>
       </w:r>
     </w:p>
     <w:p>
@@ -3814,19 +3760,21 @@
         <w:rPr>
           <w:lang w:val="de-DE"/>
         </w:rPr>
-        <w:t>Abnahme: extreme Auslenkungen nehmen ab, Zwischenzust</w:t>
-      </w:r>
-      <w:r>
-        <w:rPr>
-          <w:lang w:val="de-DE"/>
-        </w:rPr>
-        <w:t>ä</w:t>
-      </w:r>
-      <w:r>
-        <w:rPr>
-          <w:lang w:val="de-DE"/>
-        </w:rPr>
-        <w:t>nde nehmen zu</w:t>
+        <w:t xml:space="preserve">Abnahme: Meta-Regulatoren modulieren </w:t>
+      </w:r>
+      <w:proofErr w:type="spellStart"/>
+      <w:r>
+        <w:rPr>
+          <w:lang w:val="de-DE"/>
+        </w:rPr>
+        <w:t>Reglerparameter</w:t>
+      </w:r>
+      <w:proofErr w:type="spellEnd"/>
+      <w:r>
+        <w:rPr>
+          <w:lang w:val="de-DE"/>
+        </w:rPr>
+        <w:t xml:space="preserve"> nachvollziehbar; extreme Auslenkungen nehmen ab, Zwischenzustände nehmen zu</w:t>
       </w:r>
     </w:p>
     <w:p>
@@ -3863,7 +3811,6 @@
         <w:spacing w:before="0" w:after="100" w:line="259" w:lineRule="auto"/>
       </w:pPr>
       <w:r>
-        <w:lastRenderedPageBreak/>
         <w:t>9. Messgroessen</w:t>
       </w:r>
     </w:p>
@@ -4005,10 +3952,9 @@
     <w:p>
       <w:pPr>
         <w:pStyle w:val="Aufzhlungszeichen"/>
-        <w:spacing w:after="20" w:line="250" w:lineRule="auto"/>
-      </w:pPr>
-      <w:r>
-        <w:t>Kontextsensitivity</w:t>
+      </w:pPr>
+      <w:r>
+        <w:t>Metaregulationskonsistenz</w:t>
       </w:r>
     </w:p>
     <w:p>
@@ -4016,13 +3962,8 @@
         <w:pStyle w:val="Aufzhlungszeichen"/>
         <w:spacing w:after="20" w:line="250" w:lineRule="auto"/>
       </w:pPr>
-      <w:proofErr w:type="spellStart"/>
-      <w:r>
-        <w:t>Konsistenz</w:t>
-      </w:r>
-      <w:proofErr w:type="spellEnd"/>
-      <w:r>
-        <w:t xml:space="preserve"> des Self-State</w:t>
+      <w:r>
+        <w:t>Kontextsensitivity</w:t>
       </w:r>
     </w:p>
     <w:p>
@@ -4030,9 +3971,23 @@
         <w:pStyle w:val="Aufzhlungszeichen"/>
         <w:spacing w:after="20" w:line="250" w:lineRule="auto"/>
       </w:pPr>
+      <w:proofErr w:type="spellStart"/>
+      <w:r>
+        <w:t>Konsistenz</w:t>
+      </w:r>
+      <w:proofErr w:type="spellEnd"/>
+      <w:r>
+        <w:t xml:space="preserve"> des Self-State</w:t>
+      </w:r>
     </w:p>
     <w:p>
       <w:pPr>
+        <w:pStyle w:val="Aufzhlungszeichen"/>
+        <w:spacing w:after="20" w:line="250" w:lineRule="auto"/>
+      </w:pPr>
+    </w:p>
+    <w:p>
+      <w:pPr>
         <w:pStyle w:val="berschrift1"/>
         <w:spacing w:before="0" w:after="100" w:line="259" w:lineRule="auto"/>
       </w:pPr>
@@ -4258,19 +4213,7 @@
         <w:rPr>
           <w:lang w:val="de-DE"/>
         </w:rPr>
-        <w:t>Es h</w:t>
-      </w:r>
-      <w:r>
-        <w:rPr>
-          <w:lang w:val="de-DE"/>
-        </w:rPr>
-        <w:t>ä</w:t>
-      </w:r>
-      <w:r>
-        <w:rPr>
-          <w:lang w:val="de-DE"/>
-        </w:rPr>
-        <w:t xml:space="preserve">tte einen eigenen kontinuierlichen Feldzustand, </w:t>
+        <w:t xml:space="preserve">Es hätte einen eigenen kontinuierlichen Feldzustand, </w:t>
       </w:r>
       <w:proofErr w:type="spellStart"/>
       <w:r>
@@ -4284,75 +4227,21 @@
         <w:rPr>
           <w:lang w:val="de-DE"/>
         </w:rPr>
-        <w:t xml:space="preserve"> wiederkehrende Muster clustern, interne Replay-Schleifen f</w:t>
-      </w:r>
-      <w:r>
-        <w:rPr>
-          <w:lang w:val="de-DE"/>
-        </w:rPr>
-        <w:t>ü</w:t>
-      </w:r>
-      <w:r>
-        <w:rPr>
-          <w:lang w:val="de-DE"/>
-        </w:rPr>
-        <w:t>r Denken/</w:t>
-      </w:r>
-      <w:r>
-        <w:rPr>
-          <w:lang w:val="de-DE"/>
-        </w:rPr>
-        <w:t xml:space="preserve"> </w:t>
-      </w:r>
-      <w:r>
-        <w:rPr>
-          <w:lang w:val="de-DE"/>
-        </w:rPr>
-        <w:t>G</w:t>
-      </w:r>
-      <w:r>
-        <w:rPr>
-          <w:lang w:val="de-DE"/>
-        </w:rPr>
-        <w:t>rübeln</w:t>
-      </w:r>
-      <w:r>
-        <w:rPr>
-          <w:lang w:val="de-DE"/>
-        </w:rPr>
-        <w:t xml:space="preserve"> </w:t>
-      </w:r>
-      <w:r>
-        <w:rPr>
-          <w:lang w:val="de-DE"/>
-        </w:rPr>
-        <w:t xml:space="preserve">erzeugen, eigenen Kontext </w:t>
+        <w:t xml:space="preserve"> wiederkehrende Muster clustern, interne Replay-Schleifen für Denken/ Grübeln erzeugen, eigenen Kontext </w:t>
       </w:r>
       <w:proofErr w:type="spellStart"/>
       <w:r>
         <w:rPr>
           <w:lang w:val="de-DE"/>
         </w:rPr>
-        <w:t>aufba</w:t>
-      </w:r>
-      <w:r>
-        <w:rPr>
-          <w:lang w:val="de-DE"/>
-        </w:rPr>
-        <w:t>ü</w:t>
-      </w:r>
-      <w:r>
-        <w:rPr>
-          <w:lang w:val="de-DE"/>
-        </w:rPr>
-        <w:t>n</w:t>
+        <w:t>aufbaün</w:t>
       </w:r>
       <w:proofErr w:type="spellEnd"/>
       <w:r>
         <w:rPr>
           <w:lang w:val="de-DE"/>
         </w:rPr>
-        <w:t>, den eigenen Zustand reflektieren und regulieren.</w:t>
+        <w:t>, den eigenen Zustand reflektieren, Metaregulatoren bilden und regulieren.</w:t>
       </w:r>
     </w:p>
     <w:p>
@@ -4366,31 +4255,7 @@
         <w:rPr>
           <w:lang w:val="de-DE"/>
         </w:rPr>
-        <w:t>Der prim</w:t>
-      </w:r>
-      <w:r>
-        <w:rPr>
-          <w:lang w:val="de-DE"/>
-        </w:rPr>
-        <w:t>ä</w:t>
-      </w:r>
-      <w:r>
-        <w:rPr>
-          <w:lang w:val="de-DE"/>
-        </w:rPr>
-        <w:t>re Output w</w:t>
-      </w:r>
-      <w:r>
-        <w:rPr>
-          <w:lang w:val="de-DE"/>
-        </w:rPr>
-        <w:t>ä</w:t>
-      </w:r>
-      <w:r>
-        <w:rPr>
-          <w:lang w:val="de-DE"/>
-        </w:rPr>
-        <w:t xml:space="preserve">re ein interner Zustandsreport: Spikes, </w:t>
+        <w:t xml:space="preserve">Der primäre Output wäre ein interner Zustandsreport: Spikes, </w:t>
       </w:r>
       <w:proofErr w:type="spellStart"/>
       <w:r>
@@ -4404,7 +4269,7 @@
         <w:rPr>
           <w:lang w:val="de-DE"/>
         </w:rPr>
-        <w:t xml:space="preserve">, Felddichte, Spannungsmasse, Cluster, Kontext, Reflexions- und </w:t>
+        <w:t xml:space="preserve">, Felddichte, Spannungsmasse, Cluster, Kontext, Reflexions-, Meta-Regulations- und </w:t>
       </w:r>
       <w:proofErr w:type="spellStart"/>
       <w:r>
@@ -4512,6 +4377,7 @@
         <w:spacing w:before="0" w:after="100" w:line="259" w:lineRule="auto"/>
       </w:pPr>
       <w:r>
+        <w:lastRenderedPageBreak/>
         <w:t>13. Referenzen</w:t>
       </w:r>
     </w:p>
@@ -4582,7 +4448,7 @@
         <w:rPr>
           <w:lang w:val="de-DE"/>
         </w:rPr>
-        <w:t>, Block J</w:t>
+        <w:t>, Block J, Block S</w:t>
       </w:r>
     </w:p>
     <w:sectPr>
